--- a/Deliverables/Problem Statement_LaCantina.docx
+++ b/Deliverables/Problem Statement_LaCantina.docx
@@ -213,7 +213,7 @@
           <w:b/>
           <w:sz w:val="36"/>
         </w:rPr>
-        <w:t>1</w:t>
+        <w:t>2</w:t>
       </w:r>
       <w:r>
         <w:rPr>
@@ -1341,7 +1341,19 @@
               <w:rPr>
                 <w:sz w:val="20"/>
               </w:rPr>
-              <w:t xml:space="preserve">Grazioso, Cicalese </w:t>
+              <w:t xml:space="preserve">Grazioso, </w:t>
+            </w:r>
+            <w:r>
+              <w:rPr>
+                <w:sz w:val="20"/>
+              </w:rPr>
+              <w:t xml:space="preserve">Liguori, </w:t>
+            </w:r>
+            <w:r>
+              <w:rPr>
+                <w:sz w:val="20"/>
+              </w:rPr>
+              <w:t xml:space="preserve">Cicalese </w:t>
             </w:r>
           </w:p>
         </w:tc>
@@ -1837,6 +1849,152 @@
           </w:p>
         </w:tc>
       </w:tr>
+      <w:tr>
+        <w:trPr>
+          <w:trHeight w:val="338"/>
+        </w:trPr>
+        <w:tc>
+          <w:tcPr>
+            <w:tcW w:w="1927" w:type="dxa"/>
+            <w:tcBorders>
+              <w:top w:val="single" w:sz="2" w:space="0" w:color="000000"/>
+              <w:left w:val="single" w:sz="2" w:space="0" w:color="000000"/>
+              <w:bottom w:val="single" w:sz="2" w:space="0" w:color="000000"/>
+              <w:right w:val="single" w:sz="2" w:space="0" w:color="000000"/>
+            </w:tcBorders>
+          </w:tcPr>
+          <w:p>
+            <w:pPr>
+              <w:spacing w:after="0" w:line="259" w:lineRule="auto"/>
+              <w:ind w:left="3" w:firstLine="0"/>
+              <w:rPr>
+                <w:sz w:val="20"/>
+              </w:rPr>
+            </w:pPr>
+            <w:r>
+              <w:rPr>
+                <w:sz w:val="20"/>
+              </w:rPr>
+              <w:t>13</w:t>
+            </w:r>
+            <w:r>
+              <w:rPr>
+                <w:sz w:val="20"/>
+              </w:rPr>
+              <w:t>/</w:t>
+            </w:r>
+            <w:r>
+              <w:rPr>
+                <w:sz w:val="20"/>
+              </w:rPr>
+              <w:t>01</w:t>
+            </w:r>
+            <w:r>
+              <w:rPr>
+                <w:sz w:val="20"/>
+              </w:rPr>
+              <w:t>/202</w:t>
+            </w:r>
+            <w:r>
+              <w:rPr>
+                <w:sz w:val="20"/>
+              </w:rPr>
+              <w:t>6</w:t>
+            </w:r>
+          </w:p>
+        </w:tc>
+        <w:tc>
+          <w:tcPr>
+            <w:tcW w:w="965" w:type="dxa"/>
+            <w:tcBorders>
+              <w:top w:val="single" w:sz="2" w:space="0" w:color="000000"/>
+              <w:left w:val="single" w:sz="2" w:space="0" w:color="000000"/>
+              <w:bottom w:val="single" w:sz="2" w:space="0" w:color="000000"/>
+              <w:right w:val="single" w:sz="2" w:space="0" w:color="000000"/>
+            </w:tcBorders>
+          </w:tcPr>
+          <w:p>
+            <w:pPr>
+              <w:spacing w:after="0" w:line="259" w:lineRule="auto"/>
+              <w:ind w:left="0" w:firstLine="0"/>
+              <w:rPr>
+                <w:sz w:val="20"/>
+              </w:rPr>
+            </w:pPr>
+            <w:r>
+              <w:rPr>
+                <w:sz w:val="20"/>
+              </w:rPr>
+              <w:t>4.</w:t>
+            </w:r>
+            <w:r>
+              <w:rPr>
+                <w:sz w:val="20"/>
+              </w:rPr>
+              <w:t>2</w:t>
+            </w:r>
+          </w:p>
+        </w:tc>
+        <w:tc>
+          <w:tcPr>
+            <w:tcW w:w="4334" w:type="dxa"/>
+            <w:tcBorders>
+              <w:top w:val="single" w:sz="2" w:space="0" w:color="000000"/>
+              <w:left w:val="single" w:sz="2" w:space="0" w:color="000000"/>
+              <w:bottom w:val="single" w:sz="2" w:space="0" w:color="000000"/>
+              <w:right w:val="single" w:sz="2" w:space="0" w:color="000000"/>
+            </w:tcBorders>
+          </w:tcPr>
+          <w:p>
+            <w:pPr>
+              <w:spacing w:after="0" w:line="259" w:lineRule="auto"/>
+              <w:ind w:left="0" w:firstLine="0"/>
+              <w:rPr>
+                <w:sz w:val="20"/>
+              </w:rPr>
+            </w:pPr>
+            <w:r>
+              <w:rPr>
+                <w:sz w:val="20"/>
+              </w:rPr>
+              <w:t>Revisione finale</w:t>
+            </w:r>
+          </w:p>
+        </w:tc>
+        <w:tc>
+          <w:tcPr>
+            <w:tcW w:w="2410" w:type="dxa"/>
+            <w:tcBorders>
+              <w:top w:val="single" w:sz="2" w:space="0" w:color="000000"/>
+              <w:left w:val="single" w:sz="2" w:space="0" w:color="000000"/>
+              <w:bottom w:val="single" w:sz="2" w:space="0" w:color="000000"/>
+              <w:right w:val="single" w:sz="2" w:space="0" w:color="000000"/>
+            </w:tcBorders>
+          </w:tcPr>
+          <w:p>
+            <w:pPr>
+              <w:spacing w:after="0" w:line="259" w:lineRule="auto"/>
+              <w:ind w:left="3" w:firstLine="0"/>
+              <w:rPr>
+                <w:sz w:val="20"/>
+                <w:u w:val="single"/>
+              </w:rPr>
+            </w:pPr>
+            <w:r>
+              <w:rPr>
+                <w:sz w:val="20"/>
+              </w:rPr>
+              <w:t>Grazioso</w:t>
+            </w:r>
+            <w:r>
+              <w:rPr>
+                <w:sz w:val="20"/>
+              </w:rPr>
+              <w:t>, Liguori, Cicalese</w:t>
+            </w:r>
+          </w:p>
+        </w:tc>
+      </w:tr>
     </w:tbl>
     <w:p>
       <w:pPr>
@@ -2062,6 +2220,7 @@
           <w:b/>
           <w:sz w:val="20"/>
         </w:rPr>
+        <w:lastRenderedPageBreak/>
         <w:t xml:space="preserve"> </w:t>
       </w:r>
     </w:p>
@@ -2076,7 +2235,6 @@
           <w:b/>
           <w:sz w:val="20"/>
         </w:rPr>
-        <w:lastRenderedPageBreak/>
         <w:t xml:space="preserve"> </w:t>
       </w:r>
     </w:p>
@@ -2325,21 +2483,7 @@
                 <w:rStyle w:val="Collegamentoipertestuale"/>
                 <w:noProof/>
               </w:rPr>
-              <w:t>Scenario</w:t>
-            </w:r>
-            <w:r>
-              <w:rPr>
-                <w:rStyle w:val="Collegamentoipertestuale"/>
-                <w:noProof/>
-              </w:rPr>
-              <w:t xml:space="preserve"> </w:t>
-            </w:r>
-            <w:r>
-              <w:rPr>
-                <w:rStyle w:val="Collegamentoipertestuale"/>
-                <w:noProof/>
-              </w:rPr>
-              <w:t>1</w:t>
+              <w:t>Scenario 1</w:t>
             </w:r>
             <w:r>
               <w:rPr>
@@ -2598,21 +2742,7 @@
                 <w:rStyle w:val="Collegamentoipertestuale"/>
                 <w:noProof/>
               </w:rPr>
-              <w:t xml:space="preserve">Functional </w:t>
-            </w:r>
-            <w:r>
-              <w:rPr>
-                <w:rStyle w:val="Collegamentoipertestuale"/>
-                <w:noProof/>
-              </w:rPr>
-              <w:t>r</w:t>
-            </w:r>
-            <w:r>
-              <w:rPr>
-                <w:rStyle w:val="Collegamentoipertestuale"/>
-                <w:noProof/>
-              </w:rPr>
-              <w:t>equirements</w:t>
+              <w:t>Functional requirements</w:t>
             </w:r>
             <w:r>
               <w:rPr>
@@ -3547,7 +3677,31 @@
         <w:ind w:left="915"/>
       </w:pPr>
       <w:r>
-        <w:t xml:space="preserve">L’utente interessato all’acquisto può procedere alla registrazione sul sito, creando un account personale. Dopo l’autenticazione, egli può aggiungere prodotti al carrello, completare l’ordine e ricevere conferma dell’acquisto. Una volta effettuato l’ordine, l’utente ha la possibilità di consultare lo storico delle transazioni per visualizzare gli acquisti passati e monitorare il proprio consumo di prodotti biologici. </w:t>
+        <w:t xml:space="preserve">L’utente interessato all’acquisto può </w:t>
+      </w:r>
+      <w:r>
+        <w:t xml:space="preserve">visualizzare i prodotti ed aggiungerli al carrello per poi </w:t>
+      </w:r>
+      <w:r>
+        <w:t>procedere alla registrazione sul sito, creando un account personale. Dopo l’autenticazion</w:t>
+      </w:r>
+      <w:r>
+        <w:t>e può</w:t>
+      </w:r>
+      <w:r>
+        <w:t xml:space="preserve"> completare l’ordine</w:t>
+      </w:r>
+      <w:r>
+        <w:t>,</w:t>
+      </w:r>
+      <w:r>
+        <w:t xml:space="preserve"> e ricevere conferma dell’acquisto. Una volta effettuato l’ordine, l’utente ha la possibilità di consultare lo storico delle transazioni per visualizzare gli acquisti passati e monitorare i</w:t>
+      </w:r>
+      <w:r>
+        <w:t xml:space="preserve"> propri acquisti tracciando lo stato di avanzamento dell’ordine</w:t>
+      </w:r>
+      <w:r>
+        <w:t xml:space="preserve">. </w:t>
       </w:r>
     </w:p>
     <w:p>
@@ -3596,15 +3750,25 @@
         <w:ind w:left="915"/>
       </w:pPr>
       <w:r>
-        <w:t>L’amministratore della piattaforma accede a un’area riservata attraverso la quale può gestire i contenuti del catalogo e monitorare l’attività degli utenti. In particolare, egli può visualizzare l’elenco degli utenti registrati, consultare gli ordini effettuati, aggiungere nuovi prodotti o rimuovere quelli non più disponibili. Questo garantisce un controllo dinamico e aggiornato dell’offerta, assicurando la qualità e la coerenza del catalogo con la filosofia sostenibile del progetto.</w:t>
-      </w:r>
-      <w:r>
-        <w:rPr>
-          <w:b/>
-          <w:i/>
-          <w:sz w:val="28"/>
-        </w:rPr>
-        <w:t xml:space="preserve"> </w:t>
+        <w:t>L’amministratore della piattaforma accede a un’area riservata attraverso la quale può gestire i contenuti del catalogo e monitorare l’attività degli utenti. In particolare,</w:t>
+      </w:r>
+      <w:r>
+        <w:t xml:space="preserve"> può </w:t>
+      </w:r>
+      <w:r>
+        <w:t>consultare gli ordini effettuati</w:t>
+      </w:r>
+      <w:r>
+        <w:t xml:space="preserve"> dagli utenti registrati</w:t>
+      </w:r>
+      <w:r>
+        <w:t>, aggiungere nuovi prodotti o rimuovere quelli non più disponibili</w:t>
+      </w:r>
+      <w:r>
+        <w:t>, aggiornare lo stock, aggiornare i prezzi e modificare lo stato degli ordini</w:t>
+      </w:r>
+      <w:r>
+        <w:t>.</w:t>
       </w:r>
       <w:r>
         <w:rPr>
@@ -3697,7 +3861,6 @@
         <w:ind w:left="1210"/>
       </w:pPr>
       <w:r>
-        <w:lastRenderedPageBreak/>
         <w:t>Il cliente (che sia registrato o non) deve poter inserire prodotti nel carrello, variarne la quantità, rimuoverli dal carrello e svuotare il carrello</w:t>
       </w:r>
     </w:p>
@@ -3724,6 +3887,7 @@
         <w:ind w:left="1210"/>
       </w:pPr>
       <w:r>
+        <w:lastRenderedPageBreak/>
         <w:t>Il cliente registrato deve poter effettuare l’ordine dei prodotti inseriti nel carrello (specificando modalità di pagamento e inserendo le opportune informazioni)</w:t>
       </w:r>
     </w:p>
@@ -3742,27 +3906,6 @@
     </w:p>
     <w:p>
       <w:pPr>
-        <w:ind w:left="133"/>
-      </w:pPr>
-    </w:p>
-    <w:p>
-      <w:pPr>
-        <w:ind w:left="460"/>
-        <w:rPr>
-          <w:b/>
-          <w:bCs/>
-        </w:rPr>
-      </w:pPr>
-      <w:r>
-        <w:rPr>
-          <w:b/>
-          <w:bCs/>
-        </w:rPr>
-        <w:t>Requisiti Amministratore</w:t>
-      </w:r>
-    </w:p>
-    <w:p>
-      <w:pPr>
         <w:pStyle w:val="Paragrafoelenco"/>
         <w:numPr>
           <w:ilvl w:val="0"/>
@@ -3771,7 +3914,28 @@
         <w:ind w:left="1210"/>
       </w:pPr>
       <w:r>
-        <w:t>Va prevista la figura dell’amministratore e delle pagine a lui dedicate, accessibili solo ed unicamente quando si effettua un login con credenziali amministratore</w:t>
+        <w:t>Il cliente deve poter accedere ad un’area dedicata agli ordini effettuati in modo da poter modificare i dati inseriti, annullare l’ordine e in ogni caso monitorarne l’evoluzione.</w:t>
+      </w:r>
+    </w:p>
+    <w:p>
+      <w:pPr>
+        <w:ind w:left="133"/>
+      </w:pPr>
+    </w:p>
+    <w:p>
+      <w:pPr>
+        <w:ind w:left="460"/>
+        <w:rPr>
+          <w:b/>
+          <w:bCs/>
+        </w:rPr>
+      </w:pPr>
+      <w:r>
+        <w:rPr>
+          <w:b/>
+          <w:bCs/>
+        </w:rPr>
+        <w:t>Requisiti Amministratore</w:t>
       </w:r>
     </w:p>
     <w:p>
@@ -3784,7 +3948,7 @@
         <w:ind w:left="1210"/>
       </w:pPr>
       <w:r>
-        <w:t>L’amministratore deve poter inserire, modificare, visualizzare e cancellare gli elementi nel catalogo</w:t>
+        <w:t>Va prevista la figura dell’amministratore e delle pagine a lui dedicate, accessibili solo ed unicamente quando si effettua un login con credenziali amministratore</w:t>
       </w:r>
     </w:p>
     <w:p>
@@ -3797,32 +3961,13 @@
         <w:ind w:left="1210"/>
       </w:pPr>
       <w:r>
-        <w:t>L’amministratore deve poter visualizzare gli ordini effettuati dai clienti</w:t>
-      </w:r>
-    </w:p>
-    <w:p>
-      <w:pPr>
-        <w:ind w:left="460"/>
-        <w:rPr>
-          <w:b/>
-          <w:bCs/>
-        </w:rPr>
-      </w:pPr>
-    </w:p>
-    <w:p>
-      <w:pPr>
-        <w:ind w:left="460" w:firstLine="0"/>
-        <w:rPr>
-          <w:b/>
-          <w:bCs/>
-        </w:rPr>
-      </w:pPr>
-      <w:r>
-        <w:rPr>
-          <w:b/>
-          <w:bCs/>
-        </w:rPr>
-        <w:t>Catalogo prodotti</w:t>
+        <w:t xml:space="preserve">L’amministratore deve poter inserire, modificare, visualizzare e cancellare gli elementi </w:t>
+      </w:r>
+      <w:r>
+        <w:t>dal</w:t>
+      </w:r>
+      <w:r>
+        <w:t xml:space="preserve"> catalogo</w:t>
       </w:r>
     </w:p>
     <w:p>
@@ -3835,7 +3980,35 @@
         <w:ind w:left="1210"/>
       </w:pPr>
       <w:r>
-        <w:t>La possibilità di visualizzare i prodotti e le proprie informazioni quali: Nome, descrizione, prezzo, disponibilità, immagine</w:t>
+        <w:t>L’amministratore deve poter visualizzare gli ordini effettuati dai clienti</w:t>
+      </w:r>
+      <w:r>
+        <w:t xml:space="preserve"> e modificarne le informazioni.</w:t>
+      </w:r>
+    </w:p>
+    <w:p>
+      <w:pPr>
+        <w:ind w:left="460"/>
+        <w:rPr>
+          <w:b/>
+          <w:bCs/>
+        </w:rPr>
+      </w:pPr>
+    </w:p>
+    <w:p>
+      <w:pPr>
+        <w:ind w:left="460" w:firstLine="0"/>
+        <w:rPr>
+          <w:b/>
+          <w:bCs/>
+        </w:rPr>
+      </w:pPr>
+      <w:r>
+        <w:rPr>
+          <w:b/>
+          <w:bCs/>
+        </w:rPr>
+        <w:t>Catalogo prodotti</w:t>
       </w:r>
     </w:p>
     <w:p>
@@ -3848,28 +4021,10 @@
         <w:ind w:left="1210"/>
       </w:pPr>
       <w:r>
-        <w:t>Possibilità di ricercare e filtrare i prodotti secondo delle categorie predefinite</w:t>
-      </w:r>
-    </w:p>
-    <w:p>
-      <w:pPr>
-        <w:ind w:left="850" w:firstLine="0"/>
-      </w:pPr>
-    </w:p>
-    <w:p>
-      <w:pPr>
-        <w:ind w:left="460" w:firstLine="0"/>
-        <w:rPr>
-          <w:b/>
-          <w:bCs/>
-        </w:rPr>
-      </w:pPr>
-      <w:r>
-        <w:rPr>
-          <w:b/>
-          <w:bCs/>
-        </w:rPr>
-        <w:t>Carrello</w:t>
+        <w:t>La possibilità di visualizzare i prodotti e le proprie informazioni quali: Nome, descrizione, prezzo, disponibilità, immagine</w:t>
+      </w:r>
+      <w:r>
+        <w:t>, informazioni dell’azienda fornitrice.</w:t>
       </w:r>
     </w:p>
     <w:p>
@@ -3882,7 +4037,28 @@
         <w:ind w:left="1210"/>
       </w:pPr>
       <w:r>
-        <w:t>Aggiunta/Rimozione di prodotti al carrello</w:t>
+        <w:t>Possibilità di filtrare i prodotti secondo delle categorie predefinite</w:t>
+      </w:r>
+    </w:p>
+    <w:p>
+      <w:pPr>
+        <w:ind w:left="850" w:firstLine="0"/>
+      </w:pPr>
+    </w:p>
+    <w:p>
+      <w:pPr>
+        <w:ind w:left="460" w:firstLine="0"/>
+        <w:rPr>
+          <w:b/>
+          <w:bCs/>
+        </w:rPr>
+      </w:pPr>
+      <w:r>
+        <w:rPr>
+          <w:b/>
+          <w:bCs/>
+        </w:rPr>
+        <w:t>Carrello</w:t>
       </w:r>
     </w:p>
     <w:p>
@@ -3895,7 +4071,7 @@
         <w:ind w:left="1210"/>
       </w:pPr>
       <w:r>
-        <w:t>Modifica quantità prodotti inseriti nel carrello</w:t>
+        <w:t>Aggiunta/Rimozione di prodotti al carrello</w:t>
       </w:r>
     </w:p>
     <w:p>
@@ -3908,7 +4084,7 @@
         <w:ind w:left="1210"/>
       </w:pPr>
       <w:r>
-        <w:t>Persistenza del carrello tra varie sessioni</w:t>
+        <w:t>Modifica quantità prodotti inseriti nel carrello</w:t>
       </w:r>
     </w:p>
     <w:p>
@@ -3921,7 +4097,7 @@
         <w:ind w:left="1210"/>
       </w:pPr>
       <w:r>
-        <w:t>Visualizzazione del totale parziale complessivo</w:t>
+        <w:t>Persistenza del carrello tra varie sessioni</w:t>
       </w:r>
     </w:p>
     <w:p>
@@ -3934,49 +4110,7 @@
         <w:ind w:left="1210"/>
       </w:pPr>
       <w:r>
-        <w:t xml:space="preserve">Procedura di checkout (Inserimento dati e </w:t>
-      </w:r>
-      <w:proofErr w:type="spellStart"/>
-      <w:r>
-        <w:t>pagament</w:t>
-      </w:r>
-      <w:proofErr w:type="spellEnd"/>
-      <w:r>
-        <w:t>)</w:t>
-      </w:r>
-    </w:p>
-    <w:p>
-      <w:pPr>
-        <w:ind w:left="460"/>
-        <w:rPr>
-          <w:b/>
-          <w:bCs/>
-        </w:rPr>
-      </w:pPr>
-    </w:p>
-    <w:p>
-      <w:pPr>
-        <w:ind w:left="460" w:firstLine="0"/>
-        <w:rPr>
-          <w:b/>
-          <w:bCs/>
-        </w:rPr>
-      </w:pPr>
-    </w:p>
-    <w:p>
-      <w:pPr>
-        <w:ind w:left="460" w:firstLine="0"/>
-        <w:rPr>
-          <w:b/>
-          <w:bCs/>
-        </w:rPr>
-      </w:pPr>
-      <w:r>
-        <w:rPr>
-          <w:b/>
-          <w:bCs/>
-        </w:rPr>
-        <w:t>Pagamento</w:t>
+        <w:t>Visualizzazione del totale parziale complessivo</w:t>
       </w:r>
     </w:p>
     <w:p>
@@ -3989,7 +4123,47 @@
         <w:ind w:left="1210"/>
       </w:pPr>
       <w:r>
-        <w:t xml:space="preserve">Implementazione del pagamento simulato </w:t>
+        <w:t>Procedura di checkout (Inserimento dati e pagament</w:t>
+      </w:r>
+      <w:r>
+        <w:t>o</w:t>
+      </w:r>
+      <w:r>
+        <w:t>)</w:t>
+      </w:r>
+    </w:p>
+    <w:p>
+      <w:pPr>
+        <w:ind w:left="460"/>
+        <w:rPr>
+          <w:b/>
+          <w:bCs/>
+        </w:rPr>
+      </w:pPr>
+    </w:p>
+    <w:p>
+      <w:pPr>
+        <w:ind w:left="460" w:firstLine="0"/>
+        <w:rPr>
+          <w:b/>
+          <w:bCs/>
+        </w:rPr>
+      </w:pPr>
+    </w:p>
+    <w:p>
+      <w:pPr>
+        <w:ind w:left="460" w:firstLine="0"/>
+        <w:rPr>
+          <w:b/>
+          <w:bCs/>
+        </w:rPr>
+      </w:pPr>
+      <w:r>
+        <w:rPr>
+          <w:b/>
+          <w:bCs/>
+        </w:rPr>
+        <w:t>Pagamento</w:t>
       </w:r>
     </w:p>
     <w:p>
@@ -4002,38 +4176,10 @@
         <w:ind w:left="1210"/>
       </w:pPr>
       <w:r>
-        <w:t>Generazione dell’ordine con riepilogo e stato inziale (“</w:t>
-      </w:r>
-      <w:r>
-        <w:t>attesa di conferma</w:t>
-      </w:r>
-      <w:r>
-        <w:t>”)</w:t>
-      </w:r>
-    </w:p>
-    <w:p>
-      <w:pPr>
-        <w:ind w:left="460" w:firstLine="0"/>
-        <w:rPr>
-          <w:b/>
-          <w:bCs/>
-        </w:rPr>
-      </w:pPr>
-    </w:p>
-    <w:p>
-      <w:pPr>
-        <w:ind w:left="460" w:firstLine="0"/>
-        <w:rPr>
-          <w:b/>
-          <w:bCs/>
-        </w:rPr>
-      </w:pPr>
-      <w:r>
-        <w:rPr>
-          <w:b/>
-          <w:bCs/>
-        </w:rPr>
-        <w:t>Gestione ordini</w:t>
+        <w:t xml:space="preserve">Implementazione del pagamento simulato </w:t>
+      </w:r>
+      <w:r>
+        <w:t>con inserimento dei dati di fatturazione e spedizione.</w:t>
       </w:r>
     </w:p>
     <w:p>
@@ -4046,7 +4192,38 @@
         <w:ind w:left="1210"/>
       </w:pPr>
       <w:r>
-        <w:t>Visualizzazione degli ordini effettuati dall’utente (lato utente che ha effettuato il login)</w:t>
+        <w:t>Generazione dell’ordine con riepilogo e stato inziale (“</w:t>
+      </w:r>
+      <w:r>
+        <w:t>attesa di conferma</w:t>
+      </w:r>
+      <w:r>
+        <w:t>”)</w:t>
+      </w:r>
+    </w:p>
+    <w:p>
+      <w:pPr>
+        <w:ind w:left="460" w:firstLine="0"/>
+        <w:rPr>
+          <w:b/>
+          <w:bCs/>
+        </w:rPr>
+      </w:pPr>
+    </w:p>
+    <w:p>
+      <w:pPr>
+        <w:ind w:left="460" w:firstLine="0"/>
+        <w:rPr>
+          <w:b/>
+          <w:bCs/>
+        </w:rPr>
+      </w:pPr>
+      <w:r>
+        <w:rPr>
+          <w:b/>
+          <w:bCs/>
+        </w:rPr>
+        <w:t>Gestione ordini</w:t>
       </w:r>
     </w:p>
     <w:p>
@@ -4059,7 +4236,23 @@
         <w:ind w:left="1210"/>
       </w:pPr>
       <w:r>
+        <w:t>Visualizzazione degli ordini effettuati dall’utente (lato utente che ha effettuato il login)</w:t>
+      </w:r>
+    </w:p>
+    <w:p>
+      <w:pPr>
+        <w:pStyle w:val="Paragrafoelenco"/>
+        <w:numPr>
+          <w:ilvl w:val="0"/>
+          <w:numId w:val="6"/>
+        </w:numPr>
+        <w:ind w:left="1210"/>
+      </w:pPr>
+      <w:r>
         <w:t xml:space="preserve">Visualizzazione dettagli ordine </w:t>
+      </w:r>
+      <w:r>
+        <w:t>con possibilità di modificare lo stato e le informazioni di spedizione fin quando l’amministratore non ha spedito gli articoli acquistati.</w:t>
       </w:r>
     </w:p>
     <w:p>
@@ -4150,7 +4343,11 @@
         <w:br/>
       </w:r>
       <w:r>
-        <w:t>Il sistema è destinato a due tipi di utenti principali, Utente (sia registrato che non) e l’Amministratore. Il tipo di pubblico di riferimento sono tutti i consumatori sensibili ai temi quali l’impatto ambientale e la sostenibilità, che sono alla ricerca di prodotti di alta qualità. Il sistema in quanto simile strutturalmente a molti e-commerce in giro è facile da imparare ed intuitivo, rendendo la navigazione semplice e chiaro senza necessità di richiedere un tipo di formazione per l’utente finale. L’interfaccia utente in questo senso è accessibile sia da dispositivi mobili che dispositivi più tradizionali</w:t>
+        <w:t xml:space="preserve">Il sistema è destinato a due tipi di utenti principali, Utente (sia registrato che non) e l’Amministratore. Il tipo di pubblico di riferimento sono tutti i consumatori sensibili ai temi quali l’impatto ambientale e la sostenibilità, che sono alla ricerca di prodotti di alta qualità. Il sistema in quanto simile strutturalmente a molti e-commerce in giro è facile da imparare ed intuitivo, rendendo la navigazione semplice e chiaro senza necessità di richiedere un tipo di formazione per l’utente finale. L’interfaccia utente in </w:t>
+      </w:r>
+      <w:r>
+        <w:lastRenderedPageBreak/>
+        <w:t>questo senso è accessibile sia da dispositivi mobili che dispositivi più tradizionali</w:t>
       </w:r>
       <w:r>
         <w:br/>
@@ -4169,7 +4366,6 @@
           <w:b/>
           <w:bCs/>
         </w:rPr>
-        <w:lastRenderedPageBreak/>
         <w:t xml:space="preserve"> </w:t>
       </w:r>
       <w:r>
@@ -4427,6 +4623,7 @@
           <w:b/>
           <w:bCs/>
         </w:rPr>
+        <w:lastRenderedPageBreak/>
         <w:t xml:space="preserve"> Ambiente Fisico</w:t>
       </w:r>
       <w:r>
@@ -4441,9 +4638,6 @@
       </w:r>
       <w:r>
         <w:br/>
-      </w:r>
-      <w:r>
-        <w:lastRenderedPageBreak/>
         <w:t>L’hardware server che ospiterà l’ambiente dovrà essere in un ambiente controllato come un data center</w:t>
       </w:r>
       <w:r>
@@ -4587,13 +4781,8 @@
         <w:ind w:left="525" w:hanging="403"/>
       </w:pPr>
       <w:bookmarkStart w:id="13" w:name="_Toc213766901"/>
-      <w:proofErr w:type="gramStart"/>
-      <w:r>
-        <w:t>Deliverable  &amp;</w:t>
-      </w:r>
-      <w:proofErr w:type="gramEnd"/>
-      <w:r>
-        <w:t xml:space="preserve"> deadlines</w:t>
+      <w:r>
+        <w:t>Deliverable &amp; deadlines</w:t>
       </w:r>
       <w:bookmarkEnd w:id="13"/>
       <w:r>
@@ -4763,6 +4952,46 @@
           <w:sz w:val="22"/>
         </w:rPr>
         <w:t xml:space="preserve"> 16 dicembre 2025 </w:t>
+      </w:r>
+    </w:p>
+    <w:p>
+      <w:pPr>
+        <w:numPr>
+          <w:ilvl w:val="0"/>
+          <w:numId w:val="4"/>
+        </w:numPr>
+        <w:spacing w:after="295" w:line="261" w:lineRule="auto"/>
+        <w:ind w:hanging="360"/>
+      </w:pPr>
+      <w:r>
+        <w:rPr>
+          <w:b/>
+          <w:sz w:val="22"/>
+        </w:rPr>
+        <w:t>Consegna finale:</w:t>
+      </w:r>
+      <w:r>
+        <w:t xml:space="preserve"> 14 gennaio 2026</w:t>
+      </w:r>
+    </w:p>
+    <w:p>
+      <w:pPr>
+        <w:numPr>
+          <w:ilvl w:val="0"/>
+          <w:numId w:val="4"/>
+        </w:numPr>
+        <w:spacing w:after="295" w:line="261" w:lineRule="auto"/>
+        <w:ind w:hanging="360"/>
+      </w:pPr>
+      <w:r>
+        <w:rPr>
+          <w:b/>
+          <w:sz w:val="22"/>
+        </w:rPr>
+        <w:t>Discussione progetto:</w:t>
+      </w:r>
+      <w:r>
+        <w:t xml:space="preserve"> 16 gennaio 2026</w:t>
       </w:r>
     </w:p>
     <w:p>
